--- a/course_development/domains/active_inference_organizations/01_organizational_systems/07_communication/output/lab-protocols/07_communication-lab.docx
+++ b/course_development/domains/active_inference_organizations/01_organizational_systems/07_communication/output/lab-protocols/07_communication-lab.docx
@@ -4,32 +4,62 @@
   <w:body>
     <w:p>
       <w:r>
-        <w:t>Lab: Exploring Communication</w:t>
+        <w:t>Lab: Communication Architecture Audit</w:t>
       </w:r>
     </w:p>
     <w:p>
       <w:r>
-        <w:t>Objective</w:t>
+        <w:t>Objectives</w:t>
       </w:r>
     </w:p>
     <w:p>
       <w:r>
-        <w:t>Design and simulate a simple agent that demonstrates the principles of Communication .</w:t>
+        <w:t>Learning Goal: Map information flows, identify model-alignment failures, and design improved communication architecture.</w:t>
       </w:r>
     </w:p>
     <w:p>
       <w:r>
-        <w:t>Prerequisites</w:t>
+        <w:t>Part 1: Channel Inventory (10 min)</w:t>
       </w:r>
     </w:p>
     <w:p>
       <w:r>
-        <w:t>Basic understanding of Python or a relevant simulation tool.  Familiarity with the formal definition of Communication.   Steps</w:t>
+        <w:t>Channel  Type (Formal/Informal)  Direction (Top-Down/Bottom-Up/Lateral)  Cadence  Primary Function                                   Write your response here   Part 2: Model Alignment Assessment (15 min)</w:t>
       </w:r>
     </w:p>
     <w:p>
       <w:r>
-        <w:t>Define the Environment : Create a simple grid world or state space relevant to Organizations.  Define the Agent : Specify the agent's generative model, focusing on Communication.  Simulation : Run the agent for 100 timesteps.  Perturbation : Introduce a specific challenge to Communication (e.g., increased noise, occlusion).  Analysis : Plot the Free Energy over time. Does the agent successfully adapt?   Discussion Requirements</w:t>
+        <w:t>For each key organizational dyad, assess model alignment:</w:t>
+      </w:r>
+    </w:p>
+    <w:p>
+      <w:r>
+        <w:t>Team A ↔ Team B  Common Ground (H/M/L)  Key Misalignment  Impact      Engineering ↔ Sales       Strategy ↔ Operations       HR ↔ Business Units       Finance ↔ Product        Write your response here   Part 3: Signal Distortion Analysis (10 min)</w:t>
+      </w:r>
+    </w:p>
+    <w:p>
+      <w:r>
+        <w:t>Choose one important information flow and trace signal fidelity:</w:t>
+      </w:r>
+    </w:p>
+    <w:p>
+      <w:r>
+        <w:t>Signal : _ _ _ ___</w:t>
+      </w:r>
+    </w:p>
+    <w:p>
+      <w:r>
+        <w:t>Stage  Who  What They Receive  What They Pass On  What Changed      Origin        Level 1        Level 2        Decision         Write your response here   Part 4: Communication Redesign (20 min)</w:t>
+      </w:r>
+    </w:p>
+    <w:p>
+      <w:r>
+        <w:t>Propose three improvements to your organization's communication architecture:</w:t>
+      </w:r>
+    </w:p>
+    <w:p>
+      <w:r>
+        <w:t>Add (a new channel to address a gap):   Write your response here   Remove (an ineffective channel consuming resources):   Write your response here   Modify (improve an existing channel):   Write your response here   Summary</w:t>
       </w:r>
     </w:p>
     <w:sectPr>
